--- a/Forecasting/dashboard_report.docx
+++ b/Forecasting/dashboard_report.docx
@@ -15,7 +15,7 @@
         <w:pStyle w:val="Author"/>
       </w:pPr>
       <w:r>
-        <w:t xml:space="preserve">Nhóm Mô Hình Hóa</w:t>
+        <w:t xml:space="preserve">Nhóm Mô hình hóa</w:t>
       </w:r>
     </w:p>
     <w:p>
@@ -23,7 +23,7 @@
         <w:pStyle w:val="Date"/>
       </w:pPr>
       <w:r>
-        <w:t xml:space="preserve">2026-08-04</w:t>
+        <w:t xml:space="preserve">2026-08-17</w:t>
       </w:r>
     </w:p>
     <w:sdt>
@@ -78,7 +78,7 @@
       </w:r>
     </w:p>
     <w:bookmarkEnd w:id="9"/>
-    <w:bookmarkStart w:id="19" w:name="Xa72351ea48dca8b93326cec201785ff7bcf2c0e"/>
+    <w:bookmarkStart w:id="17" w:name="Xa72351ea48dca8b93326cec201785ff7bcf2c0e"/>
     <w:p>
       <w:pPr>
         <w:pStyle w:val="Heading1"/>
@@ -2328,910 +2328,13 @@
       </w:tr>
     </w:tbl>
     <w:bookmarkEnd w:id="11"/>
-    <w:bookmarkStart w:id="13" w:name="sai-số-dự-báo-ngắn-hạn-theo-từng-năm"/>
+    <w:bookmarkStart w:id="16" w:name="fit-mô-hình-toàn-thành-phố-qua-các-năm"/>
     <w:p>
       <w:pPr>
         <w:pStyle w:val="Heading2"/>
       </w:pPr>
       <w:r>
-        <w:t xml:space="preserve">2.2 Sai số dự báo ngắn hạn theo từng năm</w:t>
-      </w:r>
-    </w:p>
-    <w:p>
-      <w:pPr>
-        <w:pStyle w:val="FirstParagraph"/>
-      </w:pPr>
-      <w:r>
-        <w:t xml:space="preserve">Ở tầm nhìn ngắn hạn (dự báo trước 1 tuần, tức fh = 1), mức độ sai số được đánh giá theo từng năm để kiểm tra tính ổn định của mô hình qua các mùa dịch khác nhau.</w:t>
-      </w:r>
-    </w:p>
-    <w:tbl>
-      <w:tblPr>
-        <w:tblStyle w:val="Table"/>
-        <w:tblW w:type="pct" w:w="5000"/>
-        <w:tblLayout w:type="fixed"/>
-        <w:tblLook w:firstRow="0" w:lastRow="0" w:firstColumn="0" w:lastColumn="0" w:noHBand="0" w:noVBand="0" w:val="0000"/>
-      </w:tblPr>
-      <w:tblGrid>
-        <w:gridCol w:w="7920"/>
-      </w:tblGrid>
-      <w:tr>
-        <w:tc>
-          <w:tcPr/>
-          <w:bookmarkStart w:id="12" w:name="tbl-metrics-year"/>
-          <w:p>
-            <w:pPr>
-              <w:jc w:val="center"/>
-            </w:pPr>
-            <w:pPr>
-              <w:jc w:val="left"/>
-              <w:spacing w:before="200"/>
-              <w:pStyle w:val="ImageCaption"/>
-            </w:pPr>
-            <w:r>
-              <w:t xml:space="preserve">Table 2</w:t>
-            </w:r>
-          </w:p>
-          <w:tbl xmlns:w="http://schemas.openxmlformats.org/wordprocessingml/2006/main" xmlns:r="http://schemas.openxmlformats.org/officeDocument/2006/relationships" xmlns:w14="http://schemas.microsoft.com/office/word/2010/wordml" xmlns:wp="http://schemas.openxmlformats.org/drawingml/2006/wordprocessingDrawing" xmlns:a="http://schemas.openxmlformats.org/drawingml/2006/main" xmlns:pic="http://schemas.openxmlformats.org/drawingml/2006/picture">
-            <w:tblPr>
-              <w:tblLayout w:type="fixed"/>
-              <w:jc w:val="center"/>
-              <w:tblLook w:firstRow="1" w:lastRow="0" w:firstColumn="0" w:lastColumn="0" w:noHBand="0" w:noVBand="1"/>
-            </w:tblPr>
-            <w:tblGrid>
-              <w:gridCol w:w="961"/>
-              <w:gridCol w:w="1084"/>
-              <w:gridCol w:w="1084"/>
-            </w:tblGrid>
-            <w:tr>
-              <w:trPr>
-                <w:trHeight w:val="574" w:hRule="auto"/>
-                <w:tblHeader/>
-              </w:trPr>
-              <w:tc>
-                <w:tcPr>
-                  <w:tcBorders>
-                    <w:bottom w:val="single" w:sz="12" w:space="0" w:color="666666"/>
-                    <w:top w:val="single" w:sz="12" w:space="0" w:color="666666"/>
-                    <w:left w:val="none" w:sz="0" w:space="0" w:color="000000"/>
-                    <w:right w:val="none" w:sz="0" w:space="0" w:color="000000"/>
-                  </w:tcBorders>
-                  <w:shd w:val="clear" w:color="auto" w:fill="FFFFFF"/>
-                  <w:tcMar>
-                    <w:top w:w="0" w:type="dxa"/>
-                    <w:bottom w:w="0" w:type="dxa"/>
-                    <w:left w:w="0" w:type="dxa"/>
-                    <w:right w:w="0" w:type="dxa"/>
-                  </w:tcMar>
-                  <w:vAlign w:val="center"/>
-                </w:tcPr>
-                <w:p>
-                  <w:pPr>
-                    <w:jc w:val="center"/>
-                    <w:pBdr>
-                      <w:bottom w:val="none" w:sz="0" w:space="0" w:color="000000"/>
-                      <w:top w:val="none" w:sz="0" w:space="0" w:color="000000"/>
-                      <w:left w:val="none" w:sz="0" w:space="0" w:color="000000"/>
-                      <w:right w:val="none" w:sz="0" w:space="0" w:color="000000"/>
-                    </w:pBdr>
-                    <w:spacing w:after="100" w:before="100" w:line="240"/>
-                    <w:ind w:left="100" w:right="100" w:firstLine="0" w:firstLineChars="0"/>
-                    <w:rPr>
-                      <w:rFonts w:ascii="Arial" w:hAnsi="Arial" w:eastAsia="Arial" w:cs="Arial"/>
-                      <w:i w:val="false"/>
-                      <w:b w:val="true"/>
-                      <w:u w:val="none"/>
-                      <w:strike w:val="false"/>
-                      <w:sz w:val="22"/>
-                      <w:szCs w:val="22"/>
-                      <w:color w:val="000000"/>
-                    </w:rPr>
-                  </w:pPr>
-                  <w:r xmlns:w="http://schemas.openxmlformats.org/wordprocessingml/2006/main" xmlns:wp="http://schemas.openxmlformats.org/drawingml/2006/wordprocessingDrawing" xmlns:r="http://schemas.openxmlformats.org/officeDocument/2006/relationships" xmlns:w14="http://schemas.microsoft.com/office/word/2010/wordml">
-                    <w:rPr>
-                      <w:rFonts w:ascii="Arial" w:hAnsi="Arial" w:eastAsia="Arial" w:cs="Arial"/>
-                      <w:i w:val="false"/>
-                      <w:b w:val="true"/>
-                      <w:u w:val="none"/>
-                      <w:strike w:val="false"/>
-                      <w:sz w:val="22"/>
-                      <w:szCs w:val="22"/>
-                      <w:color w:val="000000"/>
-                    </w:rPr>
-                    <w:t xml:space="preserve">Năm</w:t>
-                  </w:r>
-                </w:p>
-              </w:tc>
-              <w:tc>
-                <w:tcPr>
-                  <w:tcBorders>
-                    <w:bottom w:val="single" w:sz="12" w:space="0" w:color="666666"/>
-                    <w:top w:val="single" w:sz="12" w:space="0" w:color="666666"/>
-                    <w:left w:val="none" w:sz="0" w:space="0" w:color="000000"/>
-                    <w:right w:val="none" w:sz="0" w:space="0" w:color="000000"/>
-                  </w:tcBorders>
-                  <w:shd w:val="clear" w:color="auto" w:fill="FFFFFF"/>
-                  <w:tcMar>
-                    <w:top w:w="0" w:type="dxa"/>
-                    <w:bottom w:w="0" w:type="dxa"/>
-                    <w:left w:w="0" w:type="dxa"/>
-                    <w:right w:w="0" w:type="dxa"/>
-                  </w:tcMar>
-                  <w:vAlign w:val="center"/>
-                </w:tcPr>
-                <w:p>
-                  <w:pPr>
-                    <w:jc w:val="center"/>
-                    <w:pBdr>
-                      <w:bottom w:val="none" w:sz="0" w:space="0" w:color="000000"/>
-                      <w:top w:val="none" w:sz="0" w:space="0" w:color="000000"/>
-                      <w:left w:val="none" w:sz="0" w:space="0" w:color="000000"/>
-                      <w:right w:val="none" w:sz="0" w:space="0" w:color="000000"/>
-                    </w:pBdr>
-                    <w:spacing w:after="100" w:before="100" w:line="240"/>
-                    <w:ind w:left="100" w:right="100" w:firstLine="0" w:firstLineChars="0"/>
-                    <w:rPr>
-                      <w:rFonts w:ascii="Arial" w:hAnsi="Arial" w:eastAsia="Arial" w:cs="Arial"/>
-                      <w:i w:val="false"/>
-                      <w:b w:val="true"/>
-                      <w:u w:val="none"/>
-                      <w:strike w:val="false"/>
-                      <w:sz w:val="22"/>
-                      <w:szCs w:val="22"/>
-                      <w:color w:val="000000"/>
-                    </w:rPr>
-                  </w:pPr>
-                  <w:r xmlns:w="http://schemas.openxmlformats.org/wordprocessingml/2006/main" xmlns:wp="http://schemas.openxmlformats.org/drawingml/2006/wordprocessingDrawing" xmlns:r="http://schemas.openxmlformats.org/officeDocument/2006/relationships" xmlns:w14="http://schemas.microsoft.com/office/word/2010/wordml">
-                    <w:rPr>
-                      <w:rFonts w:ascii="Arial" w:hAnsi="Arial" w:eastAsia="Arial" w:cs="Arial"/>
-                      <w:i w:val="false"/>
-                      <w:b w:val="true"/>
-                      <w:u w:val="none"/>
-                      <w:strike w:val="false"/>
-                      <w:sz w:val="22"/>
-                      <w:szCs w:val="22"/>
-                      <w:color w:val="000000"/>
-                    </w:rPr>
-                    <w:t xml:space="preserve">MAE</w:t>
-                  </w:r>
-                </w:p>
-              </w:tc>
-              <w:tc>
-                <w:tcPr>
-                  <w:tcBorders>
-                    <w:bottom w:val="single" w:sz="12" w:space="0" w:color="666666"/>
-                    <w:top w:val="single" w:sz="12" w:space="0" w:color="666666"/>
-                    <w:left w:val="none" w:sz="0" w:space="0" w:color="000000"/>
-                    <w:right w:val="none" w:sz="0" w:space="0" w:color="000000"/>
-                  </w:tcBorders>
-                  <w:shd w:val="clear" w:color="auto" w:fill="FFFFFF"/>
-                  <w:tcMar>
-                    <w:top w:w="0" w:type="dxa"/>
-                    <w:bottom w:w="0" w:type="dxa"/>
-                    <w:left w:w="0" w:type="dxa"/>
-                    <w:right w:w="0" w:type="dxa"/>
-                  </w:tcMar>
-                  <w:vAlign w:val="center"/>
-                </w:tcPr>
-                <w:p>
-                  <w:pPr>
-                    <w:jc w:val="center"/>
-                    <w:pBdr>
-                      <w:bottom w:val="none" w:sz="0" w:space="0" w:color="000000"/>
-                      <w:top w:val="none" w:sz="0" w:space="0" w:color="000000"/>
-                      <w:left w:val="none" w:sz="0" w:space="0" w:color="000000"/>
-                      <w:right w:val="none" w:sz="0" w:space="0" w:color="000000"/>
-                    </w:pBdr>
-                    <w:spacing w:after="100" w:before="100" w:line="240"/>
-                    <w:ind w:left="100" w:right="100" w:firstLine="0" w:firstLineChars="0"/>
-                    <w:rPr>
-                      <w:rFonts w:ascii="Arial" w:hAnsi="Arial" w:eastAsia="Arial" w:cs="Arial"/>
-                      <w:i w:val="false"/>
-                      <w:b w:val="true"/>
-                      <w:u w:val="none"/>
-                      <w:strike w:val="false"/>
-                      <w:sz w:val="22"/>
-                      <w:szCs w:val="22"/>
-                      <w:color w:val="000000"/>
-                    </w:rPr>
-                  </w:pPr>
-                  <w:r xmlns:w="http://schemas.openxmlformats.org/wordprocessingml/2006/main" xmlns:wp="http://schemas.openxmlformats.org/drawingml/2006/wordprocessingDrawing" xmlns:r="http://schemas.openxmlformats.org/officeDocument/2006/relationships" xmlns:w14="http://schemas.microsoft.com/office/word/2010/wordml">
-                    <w:rPr>
-                      <w:rFonts w:ascii="Arial" w:hAnsi="Arial" w:eastAsia="Arial" w:cs="Arial"/>
-                      <w:i w:val="false"/>
-                      <w:b w:val="true"/>
-                      <w:u w:val="none"/>
-                      <w:strike w:val="false"/>
-                      <w:sz w:val="22"/>
-                      <w:szCs w:val="22"/>
-                      <w:color w:val="000000"/>
-                    </w:rPr>
-                    <w:t xml:space="preserve">RMSE</w:t>
-                  </w:r>
-                </w:p>
-              </w:tc>
-            </w:tr>
-            <w:tr>
-              <w:trPr>
-                <w:trHeight w:val="600" w:hRule="auto"/>
-              </w:trPr>
-              <w:tc>
-                <w:tcPr>
-                  <w:tcBorders>
-                    <w:bottom w:val="single" w:sz="6" w:space="0" w:color="666666"/>
-                    <w:top w:val="single" w:sz="12" w:space="0" w:color="666666"/>
-                    <w:left w:val="none" w:sz="0" w:space="0" w:color="000000"/>
-                    <w:right w:val="none" w:sz="0" w:space="0" w:color="000000"/>
-                  </w:tcBorders>
-                  <w:shd w:val="clear" w:color="auto" w:fill="FFFFFF"/>
-                  <w:tcMar>
-                    <w:top w:w="0" w:type="dxa"/>
-                    <w:bottom w:w="0" w:type="dxa"/>
-                    <w:left w:w="0" w:type="dxa"/>
-                    <w:right w:w="0" w:type="dxa"/>
-                  </w:tcMar>
-                  <w:vAlign w:val="center"/>
-                </w:tcPr>
-                <w:p>
-                  <w:pPr>
-                    <w:jc w:val="center"/>
-                    <w:pBdr>
-                      <w:bottom w:val="none" w:sz="0" w:space="0" w:color="000000"/>
-                      <w:top w:val="none" w:sz="0" w:space="0" w:color="000000"/>
-                      <w:left w:val="none" w:sz="0" w:space="0" w:color="000000"/>
-                      <w:right w:val="none" w:sz="0" w:space="0" w:color="000000"/>
-                    </w:pBdr>
-                    <w:spacing w:after="100" w:before="100" w:line="240"/>
-                    <w:ind w:left="100" w:right="100" w:firstLine="0" w:firstLineChars="0"/>
-                    <w:rPr>
-                      <w:rFonts w:ascii="Arial" w:hAnsi="Arial" w:eastAsia="Arial" w:cs="Arial"/>
-                      <w:i w:val="false"/>
-                      <w:b w:val="false"/>
-                      <w:u w:val="none"/>
-                      <w:strike w:val="false"/>
-                      <w:sz w:val="22"/>
-                      <w:szCs w:val="22"/>
-                      <w:color w:val="000000"/>
-                    </w:rPr>
-                  </w:pPr>
-                  <w:r xmlns:w="http://schemas.openxmlformats.org/wordprocessingml/2006/main" xmlns:wp="http://schemas.openxmlformats.org/drawingml/2006/wordprocessingDrawing" xmlns:r="http://schemas.openxmlformats.org/officeDocument/2006/relationships" xmlns:w14="http://schemas.microsoft.com/office/word/2010/wordml">
-                    <w:rPr>
-                      <w:rFonts w:ascii="Arial" w:hAnsi="Arial" w:eastAsia="Arial" w:cs="Arial"/>
-                      <w:i w:val="false"/>
-                      <w:b w:val="false"/>
-                      <w:u w:val="none"/>
-                      <w:strike w:val="false"/>
-                      <w:sz w:val="22"/>
-                      <w:szCs w:val="22"/>
-                      <w:color w:val="000000"/>
-                    </w:rPr>
-                    <w:t xml:space="preserve">2,016</w:t>
-                  </w:r>
-                </w:p>
-              </w:tc>
-              <w:tc>
-                <w:tcPr>
-                  <w:tcBorders>
-                    <w:bottom w:val="single" w:sz="6" w:space="0" w:color="666666"/>
-                    <w:top w:val="single" w:sz="12" w:space="0" w:color="666666"/>
-                    <w:left w:val="none" w:sz="0" w:space="0" w:color="000000"/>
-                    <w:right w:val="none" w:sz="0" w:space="0" w:color="000000"/>
-                  </w:tcBorders>
-                  <w:shd w:val="clear" w:color="auto" w:fill="FFFFFF"/>
-                  <w:tcMar>
-                    <w:top w:w="0" w:type="dxa"/>
-                    <w:bottom w:w="0" w:type="dxa"/>
-                    <w:left w:w="0" w:type="dxa"/>
-                    <w:right w:w="0" w:type="dxa"/>
-                  </w:tcMar>
-                  <w:vAlign w:val="center"/>
-                </w:tcPr>
-                <w:p>
-                  <w:pPr>
-                    <w:jc w:val="center"/>
-                    <w:pBdr>
-                      <w:bottom w:val="none" w:sz="0" w:space="0" w:color="000000"/>
-                      <w:top w:val="none" w:sz="0" w:space="0" w:color="000000"/>
-                      <w:left w:val="none" w:sz="0" w:space="0" w:color="000000"/>
-                      <w:right w:val="none" w:sz="0" w:space="0" w:color="000000"/>
-                    </w:pBdr>
-                    <w:spacing w:after="100" w:before="100" w:line="240"/>
-                    <w:ind w:left="100" w:right="100" w:firstLine="0" w:firstLineChars="0"/>
-                    <w:rPr>
-                      <w:rFonts w:ascii="Arial" w:hAnsi="Arial" w:eastAsia="Arial" w:cs="Arial"/>
-                      <w:i w:val="false"/>
-                      <w:b w:val="false"/>
-                      <w:u w:val="none"/>
-                      <w:strike w:val="false"/>
-                      <w:sz w:val="22"/>
-                      <w:szCs w:val="22"/>
-                      <w:color w:val="000000"/>
-                    </w:rPr>
-                  </w:pPr>
-                  <w:r xmlns:w="http://schemas.openxmlformats.org/wordprocessingml/2006/main" xmlns:wp="http://schemas.openxmlformats.org/drawingml/2006/wordprocessingDrawing" xmlns:r="http://schemas.openxmlformats.org/officeDocument/2006/relationships" xmlns:w14="http://schemas.microsoft.com/office/word/2010/wordml">
-                    <w:rPr>
-                      <w:rFonts w:ascii="Arial" w:hAnsi="Arial" w:eastAsia="Arial" w:cs="Arial"/>
-                      <w:i w:val="false"/>
-                      <w:b w:val="false"/>
-                      <w:u w:val="none"/>
-                      <w:strike w:val="false"/>
-                      <w:sz w:val="22"/>
-                      <w:szCs w:val="22"/>
-                      <w:color w:val="000000"/>
-                    </w:rPr>
-                    <w:t xml:space="preserve">109.15</w:t>
-                  </w:r>
-                </w:p>
-              </w:tc>
-              <w:tc>
-                <w:tcPr>
-                  <w:tcBorders>
-                    <w:bottom w:val="single" w:sz="6" w:space="0" w:color="666666"/>
-                    <w:top w:val="single" w:sz="12" w:space="0" w:color="666666"/>
-                    <w:left w:val="none" w:sz="0" w:space="0" w:color="000000"/>
-                    <w:right w:val="none" w:sz="0" w:space="0" w:color="000000"/>
-                  </w:tcBorders>
-                  <w:shd w:val="clear" w:color="auto" w:fill="FFFFFF"/>
-                  <w:tcMar>
-                    <w:top w:w="0" w:type="dxa"/>
-                    <w:bottom w:w="0" w:type="dxa"/>
-                    <w:left w:w="0" w:type="dxa"/>
-                    <w:right w:w="0" w:type="dxa"/>
-                  </w:tcMar>
-                  <w:vAlign w:val="center"/>
-                </w:tcPr>
-                <w:p>
-                  <w:pPr>
-                    <w:jc w:val="center"/>
-                    <w:pBdr>
-                      <w:bottom w:val="none" w:sz="0" w:space="0" w:color="000000"/>
-                      <w:top w:val="none" w:sz="0" w:space="0" w:color="000000"/>
-                      <w:left w:val="none" w:sz="0" w:space="0" w:color="000000"/>
-                      <w:right w:val="none" w:sz="0" w:space="0" w:color="000000"/>
-                    </w:pBdr>
-                    <w:spacing w:after="100" w:before="100" w:line="240"/>
-                    <w:ind w:left="100" w:right="100" w:firstLine="0" w:firstLineChars="0"/>
-                    <w:rPr>
-                      <w:rFonts w:ascii="Arial" w:hAnsi="Arial" w:eastAsia="Arial" w:cs="Arial"/>
-                      <w:i w:val="false"/>
-                      <w:b w:val="false"/>
-                      <w:u w:val="none"/>
-                      <w:strike w:val="false"/>
-                      <w:sz w:val="22"/>
-                      <w:szCs w:val="22"/>
-                      <w:color w:val="000000"/>
-                    </w:rPr>
-                  </w:pPr>
-                  <w:r xmlns:w="http://schemas.openxmlformats.org/wordprocessingml/2006/main" xmlns:wp="http://schemas.openxmlformats.org/drawingml/2006/wordprocessingDrawing" xmlns:r="http://schemas.openxmlformats.org/officeDocument/2006/relationships" xmlns:w14="http://schemas.microsoft.com/office/word/2010/wordml">
-                    <w:rPr>
-                      <w:rFonts w:ascii="Arial" w:hAnsi="Arial" w:eastAsia="Arial" w:cs="Arial"/>
-                      <w:i w:val="false"/>
-                      <w:b w:val="false"/>
-                      <w:u w:val="none"/>
-                      <w:strike w:val="false"/>
-                      <w:sz w:val="22"/>
-                      <w:szCs w:val="22"/>
-                      <w:color w:val="000000"/>
-                    </w:rPr>
-                    <w:t xml:space="preserve">159.82</w:t>
-                  </w:r>
-                </w:p>
-              </w:tc>
-            </w:tr>
-            <w:tr>
-              <w:trPr>
-                <w:trHeight w:val="600" w:hRule="auto"/>
-              </w:trPr>
-              <w:tc>
-                <w:tcPr>
-                  <w:tcBorders>
-                    <w:bottom w:val="single" w:sz="6" w:space="0" w:color="666666"/>
-                    <w:top w:val="single" w:sz="6" w:space="0" w:color="666666"/>
-                    <w:left w:val="none" w:sz="0" w:space="0" w:color="000000"/>
-                    <w:right w:val="none" w:sz="0" w:space="0" w:color="000000"/>
-                  </w:tcBorders>
-                  <w:shd w:val="clear" w:color="auto" w:fill="FFFFFF"/>
-                  <w:tcMar>
-                    <w:top w:w="0" w:type="dxa"/>
-                    <w:bottom w:w="0" w:type="dxa"/>
-                    <w:left w:w="0" w:type="dxa"/>
-                    <w:right w:w="0" w:type="dxa"/>
-                  </w:tcMar>
-                  <w:vAlign w:val="center"/>
-                </w:tcPr>
-                <w:p>
-                  <w:pPr>
-                    <w:jc w:val="center"/>
-                    <w:pBdr>
-                      <w:bottom w:val="none" w:sz="0" w:space="0" w:color="000000"/>
-                      <w:top w:val="none" w:sz="0" w:space="0" w:color="000000"/>
-                      <w:left w:val="none" w:sz="0" w:space="0" w:color="000000"/>
-                      <w:right w:val="none" w:sz="0" w:space="0" w:color="000000"/>
-                    </w:pBdr>
-                    <w:spacing w:after="100" w:before="100" w:line="240"/>
-                    <w:ind w:left="100" w:right="100" w:firstLine="0" w:firstLineChars="0"/>
-                    <w:rPr>
-                      <w:rFonts w:ascii="Arial" w:hAnsi="Arial" w:eastAsia="Arial" w:cs="Arial"/>
-                      <w:i w:val="false"/>
-                      <w:b w:val="false"/>
-                      <w:u w:val="none"/>
-                      <w:strike w:val="false"/>
-                      <w:sz w:val="22"/>
-                      <w:szCs w:val="22"/>
-                      <w:color w:val="000000"/>
-                    </w:rPr>
-                  </w:pPr>
-                  <w:r xmlns:w="http://schemas.openxmlformats.org/wordprocessingml/2006/main" xmlns:wp="http://schemas.openxmlformats.org/drawingml/2006/wordprocessingDrawing" xmlns:r="http://schemas.openxmlformats.org/officeDocument/2006/relationships" xmlns:w14="http://schemas.microsoft.com/office/word/2010/wordml">
-                    <w:rPr>
-                      <w:rFonts w:ascii="Arial" w:hAnsi="Arial" w:eastAsia="Arial" w:cs="Arial"/>
-                      <w:i w:val="false"/>
-                      <w:b w:val="false"/>
-                      <w:u w:val="none"/>
-                      <w:strike w:val="false"/>
-                      <w:sz w:val="22"/>
-                      <w:szCs w:val="22"/>
-                      <w:color w:val="000000"/>
-                    </w:rPr>
-                    <w:t xml:space="preserve">2,017</w:t>
-                  </w:r>
-                </w:p>
-              </w:tc>
-              <w:tc>
-                <w:tcPr>
-                  <w:tcBorders>
-                    <w:bottom w:val="single" w:sz="6" w:space="0" w:color="666666"/>
-                    <w:top w:val="single" w:sz="6" w:space="0" w:color="666666"/>
-                    <w:left w:val="none" w:sz="0" w:space="0" w:color="000000"/>
-                    <w:right w:val="none" w:sz="0" w:space="0" w:color="000000"/>
-                  </w:tcBorders>
-                  <w:shd w:val="clear" w:color="auto" w:fill="FFFFFF"/>
-                  <w:tcMar>
-                    <w:top w:w="0" w:type="dxa"/>
-                    <w:bottom w:w="0" w:type="dxa"/>
-                    <w:left w:w="0" w:type="dxa"/>
-                    <w:right w:w="0" w:type="dxa"/>
-                  </w:tcMar>
-                  <w:vAlign w:val="center"/>
-                </w:tcPr>
-                <w:p>
-                  <w:pPr>
-                    <w:jc w:val="center"/>
-                    <w:pBdr>
-                      <w:bottom w:val="none" w:sz="0" w:space="0" w:color="000000"/>
-                      <w:top w:val="none" w:sz="0" w:space="0" w:color="000000"/>
-                      <w:left w:val="none" w:sz="0" w:space="0" w:color="000000"/>
-                      <w:right w:val="none" w:sz="0" w:space="0" w:color="000000"/>
-                    </w:pBdr>
-                    <w:spacing w:after="100" w:before="100" w:line="240"/>
-                    <w:ind w:left="100" w:right="100" w:firstLine="0" w:firstLineChars="0"/>
-                    <w:rPr>
-                      <w:rFonts w:ascii="Arial" w:hAnsi="Arial" w:eastAsia="Arial" w:cs="Arial"/>
-                      <w:i w:val="false"/>
-                      <w:b w:val="false"/>
-                      <w:u w:val="none"/>
-                      <w:strike w:val="false"/>
-                      <w:sz w:val="22"/>
-                      <w:szCs w:val="22"/>
-                      <w:color w:val="000000"/>
-                    </w:rPr>
-                  </w:pPr>
-                  <w:r xmlns:w="http://schemas.openxmlformats.org/wordprocessingml/2006/main" xmlns:wp="http://schemas.openxmlformats.org/drawingml/2006/wordprocessingDrawing" xmlns:r="http://schemas.openxmlformats.org/officeDocument/2006/relationships" xmlns:w14="http://schemas.microsoft.com/office/word/2010/wordml">
-                    <w:rPr>
-                      <w:rFonts w:ascii="Arial" w:hAnsi="Arial" w:eastAsia="Arial" w:cs="Arial"/>
-                      <w:i w:val="false"/>
-                      <w:b w:val="false"/>
-                      <w:u w:val="none"/>
-                      <w:strike w:val="false"/>
-                      <w:sz w:val="22"/>
-                      <w:szCs w:val="22"/>
-                      <w:color w:val="000000"/>
-                    </w:rPr>
-                    <w:t xml:space="preserve">75.31</w:t>
-                  </w:r>
-                </w:p>
-              </w:tc>
-              <w:tc>
-                <w:tcPr>
-                  <w:tcBorders>
-                    <w:bottom w:val="single" w:sz="6" w:space="0" w:color="666666"/>
-                    <w:top w:val="single" w:sz="6" w:space="0" w:color="666666"/>
-                    <w:left w:val="none" w:sz="0" w:space="0" w:color="000000"/>
-                    <w:right w:val="none" w:sz="0" w:space="0" w:color="000000"/>
-                  </w:tcBorders>
-                  <w:shd w:val="clear" w:color="auto" w:fill="FFFFFF"/>
-                  <w:tcMar>
-                    <w:top w:w="0" w:type="dxa"/>
-                    <w:bottom w:w="0" w:type="dxa"/>
-                    <w:left w:w="0" w:type="dxa"/>
-                    <w:right w:w="0" w:type="dxa"/>
-                  </w:tcMar>
-                  <w:vAlign w:val="center"/>
-                </w:tcPr>
-                <w:p>
-                  <w:pPr>
-                    <w:jc w:val="center"/>
-                    <w:pBdr>
-                      <w:bottom w:val="none" w:sz="0" w:space="0" w:color="000000"/>
-                      <w:top w:val="none" w:sz="0" w:space="0" w:color="000000"/>
-                      <w:left w:val="none" w:sz="0" w:space="0" w:color="000000"/>
-                      <w:right w:val="none" w:sz="0" w:space="0" w:color="000000"/>
-                    </w:pBdr>
-                    <w:spacing w:after="100" w:before="100" w:line="240"/>
-                    <w:ind w:left="100" w:right="100" w:firstLine="0" w:firstLineChars="0"/>
-                    <w:rPr>
-                      <w:rFonts w:ascii="Arial" w:hAnsi="Arial" w:eastAsia="Arial" w:cs="Arial"/>
-                      <w:i w:val="false"/>
-                      <w:b w:val="false"/>
-                      <w:u w:val="none"/>
-                      <w:strike w:val="false"/>
-                      <w:sz w:val="22"/>
-                      <w:szCs w:val="22"/>
-                      <w:color w:val="000000"/>
-                    </w:rPr>
-                  </w:pPr>
-                  <w:r xmlns:w="http://schemas.openxmlformats.org/wordprocessingml/2006/main" xmlns:wp="http://schemas.openxmlformats.org/drawingml/2006/wordprocessingDrawing" xmlns:r="http://schemas.openxmlformats.org/officeDocument/2006/relationships" xmlns:w14="http://schemas.microsoft.com/office/word/2010/wordml">
-                    <w:rPr>
-                      <w:rFonts w:ascii="Arial" w:hAnsi="Arial" w:eastAsia="Arial" w:cs="Arial"/>
-                      <w:i w:val="false"/>
-                      <w:b w:val="false"/>
-                      <w:u w:val="none"/>
-                      <w:strike w:val="false"/>
-                      <w:sz w:val="22"/>
-                      <w:szCs w:val="22"/>
-                      <w:color w:val="000000"/>
-                    </w:rPr>
-                    <w:t xml:space="preserve">104.54</w:t>
-                  </w:r>
-                </w:p>
-              </w:tc>
-            </w:tr>
-            <w:tr>
-              <w:trPr>
-                <w:trHeight w:val="600" w:hRule="auto"/>
-              </w:trPr>
-              <w:tc>
-                <w:tcPr>
-                  <w:tcBorders>
-                    <w:bottom w:val="single" w:sz="6" w:space="0" w:color="666666"/>
-                    <w:top w:val="single" w:sz="6" w:space="0" w:color="666666"/>
-                    <w:left w:val="none" w:sz="0" w:space="0" w:color="000000"/>
-                    <w:right w:val="none" w:sz="0" w:space="0" w:color="000000"/>
-                  </w:tcBorders>
-                  <w:shd w:val="clear" w:color="auto" w:fill="FFFFFF"/>
-                  <w:tcMar>
-                    <w:top w:w="0" w:type="dxa"/>
-                    <w:bottom w:w="0" w:type="dxa"/>
-                    <w:left w:w="0" w:type="dxa"/>
-                    <w:right w:w="0" w:type="dxa"/>
-                  </w:tcMar>
-                  <w:vAlign w:val="center"/>
-                </w:tcPr>
-                <w:p>
-                  <w:pPr>
-                    <w:jc w:val="center"/>
-                    <w:pBdr>
-                      <w:bottom w:val="none" w:sz="0" w:space="0" w:color="000000"/>
-                      <w:top w:val="none" w:sz="0" w:space="0" w:color="000000"/>
-                      <w:left w:val="none" w:sz="0" w:space="0" w:color="000000"/>
-                      <w:right w:val="none" w:sz="0" w:space="0" w:color="000000"/>
-                    </w:pBdr>
-                    <w:spacing w:after="100" w:before="100" w:line="240"/>
-                    <w:ind w:left="100" w:right="100" w:firstLine="0" w:firstLineChars="0"/>
-                    <w:rPr>
-                      <w:rFonts w:ascii="Arial" w:hAnsi="Arial" w:eastAsia="Arial" w:cs="Arial"/>
-                      <w:i w:val="false"/>
-                      <w:b w:val="false"/>
-                      <w:u w:val="none"/>
-                      <w:strike w:val="false"/>
-                      <w:sz w:val="22"/>
-                      <w:szCs w:val="22"/>
-                      <w:color w:val="000000"/>
-                    </w:rPr>
-                  </w:pPr>
-                  <w:r xmlns:w="http://schemas.openxmlformats.org/wordprocessingml/2006/main" xmlns:wp="http://schemas.openxmlformats.org/drawingml/2006/wordprocessingDrawing" xmlns:r="http://schemas.openxmlformats.org/officeDocument/2006/relationships" xmlns:w14="http://schemas.microsoft.com/office/word/2010/wordml">
-                    <w:rPr>
-                      <w:rFonts w:ascii="Arial" w:hAnsi="Arial" w:eastAsia="Arial" w:cs="Arial"/>
-                      <w:i w:val="false"/>
-                      <w:b w:val="false"/>
-                      <w:u w:val="none"/>
-                      <w:strike w:val="false"/>
-                      <w:sz w:val="22"/>
-                      <w:szCs w:val="22"/>
-                      <w:color w:val="000000"/>
-                    </w:rPr>
-                    <w:t xml:space="preserve">2,018</w:t>
-                  </w:r>
-                </w:p>
-              </w:tc>
-              <w:tc>
-                <w:tcPr>
-                  <w:tcBorders>
-                    <w:bottom w:val="single" w:sz="6" w:space="0" w:color="666666"/>
-                    <w:top w:val="single" w:sz="6" w:space="0" w:color="666666"/>
-                    <w:left w:val="none" w:sz="0" w:space="0" w:color="000000"/>
-                    <w:right w:val="none" w:sz="0" w:space="0" w:color="000000"/>
-                  </w:tcBorders>
-                  <w:shd w:val="clear" w:color="auto" w:fill="FFFFFF"/>
-                  <w:tcMar>
-                    <w:top w:w="0" w:type="dxa"/>
-                    <w:bottom w:w="0" w:type="dxa"/>
-                    <w:left w:w="0" w:type="dxa"/>
-                    <w:right w:w="0" w:type="dxa"/>
-                  </w:tcMar>
-                  <w:vAlign w:val="center"/>
-                </w:tcPr>
-                <w:p>
-                  <w:pPr>
-                    <w:jc w:val="center"/>
-                    <w:pBdr>
-                      <w:bottom w:val="none" w:sz="0" w:space="0" w:color="000000"/>
-                      <w:top w:val="none" w:sz="0" w:space="0" w:color="000000"/>
-                      <w:left w:val="none" w:sz="0" w:space="0" w:color="000000"/>
-                      <w:right w:val="none" w:sz="0" w:space="0" w:color="000000"/>
-                    </w:pBdr>
-                    <w:spacing w:after="100" w:before="100" w:line="240"/>
-                    <w:ind w:left="100" w:right="100" w:firstLine="0" w:firstLineChars="0"/>
-                    <w:rPr>
-                      <w:rFonts w:ascii="Arial" w:hAnsi="Arial" w:eastAsia="Arial" w:cs="Arial"/>
-                      <w:i w:val="false"/>
-                      <w:b w:val="false"/>
-                      <w:u w:val="none"/>
-                      <w:strike w:val="false"/>
-                      <w:sz w:val="22"/>
-                      <w:szCs w:val="22"/>
-                      <w:color w:val="000000"/>
-                    </w:rPr>
-                  </w:pPr>
-                  <w:r xmlns:w="http://schemas.openxmlformats.org/wordprocessingml/2006/main" xmlns:wp="http://schemas.openxmlformats.org/drawingml/2006/wordprocessingDrawing" xmlns:r="http://schemas.openxmlformats.org/officeDocument/2006/relationships" xmlns:w14="http://schemas.microsoft.com/office/word/2010/wordml">
-                    <w:rPr>
-                      <w:rFonts w:ascii="Arial" w:hAnsi="Arial" w:eastAsia="Arial" w:cs="Arial"/>
-                      <w:i w:val="false"/>
-                      <w:b w:val="false"/>
-                      <w:u w:val="none"/>
-                      <w:strike w:val="false"/>
-                      <w:sz w:val="22"/>
-                      <w:szCs w:val="22"/>
-                      <w:color w:val="000000"/>
-                    </w:rPr>
-                    <w:t xml:space="preserve">86.89</w:t>
-                  </w:r>
-                </w:p>
-              </w:tc>
-              <w:tc>
-                <w:tcPr>
-                  <w:tcBorders>
-                    <w:bottom w:val="single" w:sz="6" w:space="0" w:color="666666"/>
-                    <w:top w:val="single" w:sz="6" w:space="0" w:color="666666"/>
-                    <w:left w:val="none" w:sz="0" w:space="0" w:color="000000"/>
-                    <w:right w:val="none" w:sz="0" w:space="0" w:color="000000"/>
-                  </w:tcBorders>
-                  <w:shd w:val="clear" w:color="auto" w:fill="FFFFFF"/>
-                  <w:tcMar>
-                    <w:top w:w="0" w:type="dxa"/>
-                    <w:bottom w:w="0" w:type="dxa"/>
-                    <w:left w:w="0" w:type="dxa"/>
-                    <w:right w:w="0" w:type="dxa"/>
-                  </w:tcMar>
-                  <w:vAlign w:val="center"/>
-                </w:tcPr>
-                <w:p>
-                  <w:pPr>
-                    <w:jc w:val="center"/>
-                    <w:pBdr>
-                      <w:bottom w:val="none" w:sz="0" w:space="0" w:color="000000"/>
-                      <w:top w:val="none" w:sz="0" w:space="0" w:color="000000"/>
-                      <w:left w:val="none" w:sz="0" w:space="0" w:color="000000"/>
-                      <w:right w:val="none" w:sz="0" w:space="0" w:color="000000"/>
-                    </w:pBdr>
-                    <w:spacing w:after="100" w:before="100" w:line="240"/>
-                    <w:ind w:left="100" w:right="100" w:firstLine="0" w:firstLineChars="0"/>
-                    <w:rPr>
-                      <w:rFonts w:ascii="Arial" w:hAnsi="Arial" w:eastAsia="Arial" w:cs="Arial"/>
-                      <w:i w:val="false"/>
-                      <w:b w:val="false"/>
-                      <w:u w:val="none"/>
-                      <w:strike w:val="false"/>
-                      <w:sz w:val="22"/>
-                      <w:szCs w:val="22"/>
-                      <w:color w:val="000000"/>
-                    </w:rPr>
-                  </w:pPr>
-                  <w:r xmlns:w="http://schemas.openxmlformats.org/wordprocessingml/2006/main" xmlns:wp="http://schemas.openxmlformats.org/drawingml/2006/wordprocessingDrawing" xmlns:r="http://schemas.openxmlformats.org/officeDocument/2006/relationships" xmlns:w14="http://schemas.microsoft.com/office/word/2010/wordml">
-                    <w:rPr>
-                      <w:rFonts w:ascii="Arial" w:hAnsi="Arial" w:eastAsia="Arial" w:cs="Arial"/>
-                      <w:i w:val="false"/>
-                      <w:b w:val="false"/>
-                      <w:u w:val="none"/>
-                      <w:strike w:val="false"/>
-                      <w:sz w:val="22"/>
-                      <w:szCs w:val="22"/>
-                      <w:color w:val="000000"/>
-                    </w:rPr>
-                    <w:t xml:space="preserve">149.69</w:t>
-                  </w:r>
-                </w:p>
-              </w:tc>
-            </w:tr>
-            <w:tr>
-              <w:trPr>
-                <w:trHeight w:val="600" w:hRule="auto"/>
-              </w:trPr>
-              <w:tc>
-                <w:tcPr>
-                  <w:tcBorders>
-                    <w:bottom w:val="single" w:sz="12" w:space="0" w:color="666666"/>
-                    <w:top w:val="single" w:sz="6" w:space="0" w:color="666666"/>
-                    <w:left w:val="none" w:sz="0" w:space="0" w:color="000000"/>
-                    <w:right w:val="none" w:sz="0" w:space="0" w:color="000000"/>
-                  </w:tcBorders>
-                  <w:shd w:val="clear" w:color="auto" w:fill="FFFFFF"/>
-                  <w:tcMar>
-                    <w:top w:w="0" w:type="dxa"/>
-                    <w:bottom w:w="0" w:type="dxa"/>
-                    <w:left w:w="0" w:type="dxa"/>
-                    <w:right w:w="0" w:type="dxa"/>
-                  </w:tcMar>
-                  <w:vAlign w:val="center"/>
-                </w:tcPr>
-                <w:p>
-                  <w:pPr>
-                    <w:jc w:val="center"/>
-                    <w:pBdr>
-                      <w:bottom w:val="none" w:sz="0" w:space="0" w:color="000000"/>
-                      <w:top w:val="none" w:sz="0" w:space="0" w:color="000000"/>
-                      <w:left w:val="none" w:sz="0" w:space="0" w:color="000000"/>
-                      <w:right w:val="none" w:sz="0" w:space="0" w:color="000000"/>
-                    </w:pBdr>
-                    <w:spacing w:after="100" w:before="100" w:line="240"/>
-                    <w:ind w:left="100" w:right="100" w:firstLine="0" w:firstLineChars="0"/>
-                    <w:rPr>
-                      <w:rFonts w:ascii="Arial" w:hAnsi="Arial" w:eastAsia="Arial" w:cs="Arial"/>
-                      <w:i w:val="false"/>
-                      <w:b w:val="false"/>
-                      <w:u w:val="none"/>
-                      <w:strike w:val="false"/>
-                      <w:sz w:val="22"/>
-                      <w:szCs w:val="22"/>
-                      <w:color w:val="000000"/>
-                    </w:rPr>
-                  </w:pPr>
-                  <w:r xmlns:w="http://schemas.openxmlformats.org/wordprocessingml/2006/main" xmlns:wp="http://schemas.openxmlformats.org/drawingml/2006/wordprocessingDrawing" xmlns:r="http://schemas.openxmlformats.org/officeDocument/2006/relationships" xmlns:w14="http://schemas.microsoft.com/office/word/2010/wordml">
-                    <w:rPr>
-                      <w:rFonts w:ascii="Arial" w:hAnsi="Arial" w:eastAsia="Arial" w:cs="Arial"/>
-                      <w:i w:val="false"/>
-                      <w:b w:val="false"/>
-                      <w:u w:val="none"/>
-                      <w:strike w:val="false"/>
-                      <w:sz w:val="22"/>
-                      <w:szCs w:val="22"/>
-                      <w:color w:val="000000"/>
-                    </w:rPr>
-                    <w:t xml:space="preserve">2,019</w:t>
-                  </w:r>
-                </w:p>
-              </w:tc>
-              <w:tc>
-                <w:tcPr>
-                  <w:tcBorders>
-                    <w:bottom w:val="single" w:sz="12" w:space="0" w:color="666666"/>
-                    <w:top w:val="single" w:sz="6" w:space="0" w:color="666666"/>
-                    <w:left w:val="none" w:sz="0" w:space="0" w:color="000000"/>
-                    <w:right w:val="none" w:sz="0" w:space="0" w:color="000000"/>
-                  </w:tcBorders>
-                  <w:shd w:val="clear" w:color="auto" w:fill="FFFFFF"/>
-                  <w:tcMar>
-                    <w:top w:w="0" w:type="dxa"/>
-                    <w:bottom w:w="0" w:type="dxa"/>
-                    <w:left w:w="0" w:type="dxa"/>
-                    <w:right w:w="0" w:type="dxa"/>
-                  </w:tcMar>
-                  <w:vAlign w:val="center"/>
-                </w:tcPr>
-                <w:p>
-                  <w:pPr>
-                    <w:jc w:val="center"/>
-                    <w:pBdr>
-                      <w:bottom w:val="none" w:sz="0" w:space="0" w:color="000000"/>
-                      <w:top w:val="none" w:sz="0" w:space="0" w:color="000000"/>
-                      <w:left w:val="none" w:sz="0" w:space="0" w:color="000000"/>
-                      <w:right w:val="none" w:sz="0" w:space="0" w:color="000000"/>
-                    </w:pBdr>
-                    <w:spacing w:after="100" w:before="100" w:line="240"/>
-                    <w:ind w:left="100" w:right="100" w:firstLine="0" w:firstLineChars="0"/>
-                    <w:rPr>
-                      <w:rFonts w:ascii="Arial" w:hAnsi="Arial" w:eastAsia="Arial" w:cs="Arial"/>
-                      <w:i w:val="false"/>
-                      <w:b w:val="false"/>
-                      <w:u w:val="none"/>
-                      <w:strike w:val="false"/>
-                      <w:sz w:val="22"/>
-                      <w:szCs w:val="22"/>
-                      <w:color w:val="000000"/>
-                    </w:rPr>
-                  </w:pPr>
-                  <w:r xmlns:w="http://schemas.openxmlformats.org/wordprocessingml/2006/main" xmlns:wp="http://schemas.openxmlformats.org/drawingml/2006/wordprocessingDrawing" xmlns:r="http://schemas.openxmlformats.org/officeDocument/2006/relationships" xmlns:w14="http://schemas.microsoft.com/office/word/2010/wordml">
-                    <w:rPr>
-                      <w:rFonts w:ascii="Arial" w:hAnsi="Arial" w:eastAsia="Arial" w:cs="Arial"/>
-                      <w:i w:val="false"/>
-                      <w:b w:val="false"/>
-                      <w:u w:val="none"/>
-                      <w:strike w:val="false"/>
-                      <w:sz w:val="22"/>
-                      <w:szCs w:val="22"/>
-                      <w:color w:val="000000"/>
-                    </w:rPr>
-                    <w:t xml:space="preserve">138.86</w:t>
-                  </w:r>
-                </w:p>
-              </w:tc>
-              <w:tc>
-                <w:tcPr>
-                  <w:tcBorders>
-                    <w:bottom w:val="single" w:sz="12" w:space="0" w:color="666666"/>
-                    <w:top w:val="single" w:sz="6" w:space="0" w:color="666666"/>
-                    <w:left w:val="none" w:sz="0" w:space="0" w:color="000000"/>
-                    <w:right w:val="none" w:sz="0" w:space="0" w:color="000000"/>
-                  </w:tcBorders>
-                  <w:shd w:val="clear" w:color="auto" w:fill="FFFFFF"/>
-                  <w:tcMar>
-                    <w:top w:w="0" w:type="dxa"/>
-                    <w:bottom w:w="0" w:type="dxa"/>
-                    <w:left w:w="0" w:type="dxa"/>
-                    <w:right w:w="0" w:type="dxa"/>
-                  </w:tcMar>
-                  <w:vAlign w:val="center"/>
-                </w:tcPr>
-                <w:p>
-                  <w:pPr>
-                    <w:jc w:val="center"/>
-                    <w:pBdr>
-                      <w:bottom w:val="none" w:sz="0" w:space="0" w:color="000000"/>
-                      <w:top w:val="none" w:sz="0" w:space="0" w:color="000000"/>
-                      <w:left w:val="none" w:sz="0" w:space="0" w:color="000000"/>
-                      <w:right w:val="none" w:sz="0" w:space="0" w:color="000000"/>
-                    </w:pBdr>
-                    <w:spacing w:after="100" w:before="100" w:line="240"/>
-                    <w:ind w:left="100" w:right="100" w:firstLine="0" w:firstLineChars="0"/>
-                    <w:rPr>
-                      <w:rFonts w:ascii="Arial" w:hAnsi="Arial" w:eastAsia="Arial" w:cs="Arial"/>
-                      <w:i w:val="false"/>
-                      <w:b w:val="false"/>
-                      <w:u w:val="none"/>
-                      <w:strike w:val="false"/>
-                      <w:sz w:val="22"/>
-                      <w:szCs w:val="22"/>
-                      <w:color w:val="000000"/>
-                    </w:rPr>
-                  </w:pPr>
-                  <w:r xmlns:w="http://schemas.openxmlformats.org/wordprocessingml/2006/main" xmlns:wp="http://schemas.openxmlformats.org/drawingml/2006/wordprocessingDrawing" xmlns:r="http://schemas.openxmlformats.org/officeDocument/2006/relationships" xmlns:w14="http://schemas.microsoft.com/office/word/2010/wordml">
-                    <w:rPr>
-                      <w:rFonts w:ascii="Arial" w:hAnsi="Arial" w:eastAsia="Arial" w:cs="Arial"/>
-                      <w:i w:val="false"/>
-                      <w:b w:val="false"/>
-                      <w:u w:val="none"/>
-                      <w:strike w:val="false"/>
-                      <w:sz w:val="22"/>
-                      <w:szCs w:val="22"/>
-                      <w:color w:val="000000"/>
-                    </w:rPr>
-                    <w:t xml:space="preserve">183.60</w:t>
-                  </w:r>
-                </w:p>
-              </w:tc>
-            </w:tr>
-          </w:tbl>
-          <w:bookmarkEnd w:id="12"/>
-        </w:tc>
-      </w:tr>
-    </w:tbl>
-    <w:bookmarkEnd w:id="13"/>
-    <w:bookmarkStart w:id="18" w:name="fit-mô-hình-toàn-thành-phố-qua-các-năm"/>
-    <w:p>
-      <w:pPr>
-        <w:pStyle w:val="Heading2"/>
-      </w:pPr>
-      <w:r>
-        <w:t xml:space="preserve">2.3 Fit mô hình toàn Thành phố qua các năm</w:t>
+        <w:t xml:space="preserve">2.2 Fit mô hình toàn Thành phố qua các năm</w:t>
       </w:r>
     </w:p>
     <w:p>
@@ -3255,7 +2358,7 @@
       <w:tr>
         <w:tc>
           <w:tcPr/>
-          <w:bookmarkStart w:id="17" w:name="fig-hcm1-facet"/>
+          <w:bookmarkStart w:id="15" w:name="fig-hcm1-facet"/>
           <w:p>
             <w:pPr>
               <w:pStyle w:val="Compact"/>
@@ -3266,18 +2369,18 @@
                 <wp:inline>
                   <wp:extent cx="5334000" cy="4148666"/>
                   <wp:effectExtent b="0" l="0" r="0" t="0"/>
-                  <wp:docPr descr="" title="" id="15" name="Picture"/>
+                  <wp:docPr descr="" title="" id="13" name="Picture"/>
                   <a:graphic>
                     <a:graphicData uri="http://schemas.openxmlformats.org/drawingml/2006/picture">
                       <pic:pic>
                         <pic:nvPicPr>
-                          <pic:cNvPr descr="dashboard_report_files/figure-docx/fig-hcm1-facet-1.png" id="16" name="Picture"/>
+                          <pic:cNvPr descr="Figures/fig-hcm1-facet-1.png" id="14" name="Picture"/>
                           <pic:cNvPicPr>
                             <a:picLocks noChangeArrowheads="1" noChangeAspect="1"/>
                           </pic:cNvPicPr>
                         </pic:nvPicPr>
                         <pic:blipFill>
-                          <a:blip r:embed="rId14"/>
+                          <a:blip r:embed="rId12"/>
                           <a:stretch>
                             <a:fillRect/>
                           </a:stretch>
@@ -3317,13 +2420,13 @@
               <w:t xml:space="preserve">Figure 1: So sánh thực tế và dự báo toàn Thành phố (Tách theo năm)</w:t>
             </w:r>
           </w:p>
-          <w:bookmarkEnd w:id="17"/>
+          <w:bookmarkEnd w:id="15"/>
         </w:tc>
       </w:tr>
     </w:tbl>
-    <w:bookmarkEnd w:id="18"/>
-    <w:bookmarkEnd w:id="19"/>
-    <w:bookmarkStart w:id="30" w:name="đánh-giá-độ-nhạy-trên-phườngxã"/>
+    <w:bookmarkEnd w:id="16"/>
+    <w:bookmarkEnd w:id="17"/>
+    <w:bookmarkStart w:id="77" w:name="đánh-giá-độ-nhạy-trên-phườngxã"/>
     <w:p>
       <w:pPr>
         <w:pStyle w:val="Heading1"/>
@@ -3340,13 +2443,764 @@
         <w:t xml:space="preserve">Ở độ phân giải không gian cao (cấp Phường), số ca bệnh thường rải rác và bị nhiễu lớn hơn. Thử nghiệm trên hai phường mục tiêu để đánh giá năng lực bắt đỉnh dịch của mô hình tại cộng đồng.</w:t>
       </w:r>
     </w:p>
-    <w:bookmarkStart w:id="24" w:name="phường-chánh-hưng"/>
+    <w:bookmarkStart w:id="70" w:name="fit-mô-hình-phường-xã-qua-các-năm"/>
     <w:p>
       <w:pPr>
         <w:pStyle w:val="Heading2"/>
       </w:pPr>
       <w:r>
-        <w:t xml:space="preserve">3.1 Phường Chánh Hưng</w:t>
+        <w:t xml:space="preserve">3.1 Fit mô hình phường, xã qua các năm</w:t>
+      </w:r>
+    </w:p>
+    <w:bookmarkStart w:id="21" w:name="phường-củ-chi"/>
+    <w:p>
+      <w:pPr>
+        <w:pStyle w:val="Heading3"/>
+      </w:pPr>
+      <w:r>
+        <w:t xml:space="preserve">3.1.1 Phường Củ Chi</w:t>
+      </w:r>
+    </w:p>
+    <w:p>
+      <w:pPr>
+        <w:pStyle w:val="FirstParagraph"/>
+      </w:pPr>
+      <w:r>
+        <w:drawing>
+          <wp:inline>
+            <wp:extent cx="5334000" cy="4148666"/>
+            <wp:effectExtent b="0" l="0" r="0" t="0"/>
+            <wp:docPr descr="" title="" id="19" name="Picture"/>
+            <a:graphic>
+              <a:graphicData uri="http://schemas.openxmlformats.org/drawingml/2006/picture">
+                <pic:pic>
+                  <pic:nvPicPr>
+                    <pic:cNvPr descr="Figures/cuchi-1.png" id="20" name="Picture"/>
+                    <pic:cNvPicPr>
+                      <a:picLocks noChangeArrowheads="1" noChangeAspect="1"/>
+                    </pic:cNvPicPr>
+                  </pic:nvPicPr>
+                  <pic:blipFill>
+                    <a:blip r:embed="rId18"/>
+                    <a:stretch>
+                      <a:fillRect/>
+                    </a:stretch>
+                  </pic:blipFill>
+                  <pic:spPr bwMode="auto">
+                    <a:xfrm>
+                      <a:off x="0" y="0"/>
+                      <a:ext cx="5334000" cy="4148666"/>
+                    </a:xfrm>
+                    <a:prstGeom prst="rect">
+                      <a:avLst/>
+                    </a:prstGeom>
+                    <a:noFill/>
+                    <a:ln w="9525">
+                      <a:noFill/>
+                      <a:headEnd/>
+                      <a:tailEnd/>
+                    </a:ln>
+                  </pic:spPr>
+                </pic:pic>
+              </a:graphicData>
+            </a:graphic>
+          </wp:inline>
+        </w:drawing>
+      </w:r>
+    </w:p>
+    <w:bookmarkEnd w:id="21"/>
+    <w:bookmarkStart w:id="25" w:name="phường-hiệp-bình"/>
+    <w:p>
+      <w:pPr>
+        <w:pStyle w:val="Heading3"/>
+      </w:pPr>
+      <w:r>
+        <w:t xml:space="preserve">3.1.2 Phường Hiệp Bình</w:t>
+      </w:r>
+    </w:p>
+    <w:p>
+      <w:pPr>
+        <w:pStyle w:val="FirstParagraph"/>
+      </w:pPr>
+      <w:r>
+        <w:drawing>
+          <wp:inline>
+            <wp:extent cx="5334000" cy="4148666"/>
+            <wp:effectExtent b="0" l="0" r="0" t="0"/>
+            <wp:docPr descr="" title="" id="23" name="Picture"/>
+            <a:graphic>
+              <a:graphicData uri="http://schemas.openxmlformats.org/drawingml/2006/picture">
+                <pic:pic>
+                  <pic:nvPicPr>
+                    <pic:cNvPr descr="Figures/hiepbinh-1.png" id="24" name="Picture"/>
+                    <pic:cNvPicPr>
+                      <a:picLocks noChangeArrowheads="1" noChangeAspect="1"/>
+                    </pic:cNvPicPr>
+                  </pic:nvPicPr>
+                  <pic:blipFill>
+                    <a:blip r:embed="rId22"/>
+                    <a:stretch>
+                      <a:fillRect/>
+                    </a:stretch>
+                  </pic:blipFill>
+                  <pic:spPr bwMode="auto">
+                    <a:xfrm>
+                      <a:off x="0" y="0"/>
+                      <a:ext cx="5334000" cy="4148666"/>
+                    </a:xfrm>
+                    <a:prstGeom prst="rect">
+                      <a:avLst/>
+                    </a:prstGeom>
+                    <a:noFill/>
+                    <a:ln w="9525">
+                      <a:noFill/>
+                      <a:headEnd/>
+                      <a:tailEnd/>
+                    </a:ln>
+                  </pic:spPr>
+                </pic:pic>
+              </a:graphicData>
+            </a:graphic>
+          </wp:inline>
+        </w:drawing>
+      </w:r>
+    </w:p>
+    <w:bookmarkEnd w:id="25"/>
+    <w:bookmarkStart w:id="29" w:name="phường-hưng-long"/>
+    <w:p>
+      <w:pPr>
+        <w:pStyle w:val="Heading3"/>
+      </w:pPr>
+      <w:r>
+        <w:t xml:space="preserve">3.1.3 Phường Hưng Long</w:t>
+      </w:r>
+    </w:p>
+    <w:p>
+      <w:pPr>
+        <w:pStyle w:val="FirstParagraph"/>
+      </w:pPr>
+      <w:r>
+        <w:drawing>
+          <wp:inline>
+            <wp:extent cx="5334000" cy="4148666"/>
+            <wp:effectExtent b="0" l="0" r="0" t="0"/>
+            <wp:docPr descr="" title="" id="27" name="Picture"/>
+            <a:graphic>
+              <a:graphicData uri="http://schemas.openxmlformats.org/drawingml/2006/picture">
+                <pic:pic>
+                  <pic:nvPicPr>
+                    <pic:cNvPr descr="Figures/hunglong-1.png" id="28" name="Picture"/>
+                    <pic:cNvPicPr>
+                      <a:picLocks noChangeArrowheads="1" noChangeAspect="1"/>
+                    </pic:cNvPicPr>
+                  </pic:nvPicPr>
+                  <pic:blipFill>
+                    <a:blip r:embed="rId26"/>
+                    <a:stretch>
+                      <a:fillRect/>
+                    </a:stretch>
+                  </pic:blipFill>
+                  <pic:spPr bwMode="auto">
+                    <a:xfrm>
+                      <a:off x="0" y="0"/>
+                      <a:ext cx="5334000" cy="4148666"/>
+                    </a:xfrm>
+                    <a:prstGeom prst="rect">
+                      <a:avLst/>
+                    </a:prstGeom>
+                    <a:noFill/>
+                    <a:ln w="9525">
+                      <a:noFill/>
+                      <a:headEnd/>
+                      <a:tailEnd/>
+                    </a:ln>
+                  </pic:spPr>
+                </pic:pic>
+              </a:graphicData>
+            </a:graphic>
+          </wp:inline>
+        </w:drawing>
+      </w:r>
+    </w:p>
+    <w:bookmarkEnd w:id="29"/>
+    <w:bookmarkStart w:id="33" w:name="phường-bình-chánh"/>
+    <w:p>
+      <w:pPr>
+        <w:pStyle w:val="Heading3"/>
+      </w:pPr>
+      <w:r>
+        <w:t xml:space="preserve">3.1.4 Phường Bình Chánh</w:t>
+      </w:r>
+    </w:p>
+    <w:p>
+      <w:pPr>
+        <w:pStyle w:val="FirstParagraph"/>
+      </w:pPr>
+      <w:r>
+        <w:drawing>
+          <wp:inline>
+            <wp:extent cx="5334000" cy="4148666"/>
+            <wp:effectExtent b="0" l="0" r="0" t="0"/>
+            <wp:docPr descr="" title="" id="31" name="Picture"/>
+            <a:graphic>
+              <a:graphicData uri="http://schemas.openxmlformats.org/drawingml/2006/picture">
+                <pic:pic>
+                  <pic:nvPicPr>
+                    <pic:cNvPr descr="Figures/binhchanh-1.png" id="32" name="Picture"/>
+                    <pic:cNvPicPr>
+                      <a:picLocks noChangeArrowheads="1" noChangeAspect="1"/>
+                    </pic:cNvPicPr>
+                  </pic:nvPicPr>
+                  <pic:blipFill>
+                    <a:blip r:embed="rId30"/>
+                    <a:stretch>
+                      <a:fillRect/>
+                    </a:stretch>
+                  </pic:blipFill>
+                  <pic:spPr bwMode="auto">
+                    <a:xfrm>
+                      <a:off x="0" y="0"/>
+                      <a:ext cx="5334000" cy="4148666"/>
+                    </a:xfrm>
+                    <a:prstGeom prst="rect">
+                      <a:avLst/>
+                    </a:prstGeom>
+                    <a:noFill/>
+                    <a:ln w="9525">
+                      <a:noFill/>
+                      <a:headEnd/>
+                      <a:tailEnd/>
+                    </a:ln>
+                  </pic:spPr>
+                </pic:pic>
+              </a:graphicData>
+            </a:graphic>
+          </wp:inline>
+        </w:drawing>
+      </w:r>
+    </w:p>
+    <w:bookmarkEnd w:id="33"/>
+    <w:bookmarkStart w:id="37" w:name="phường-tân-vĩnh-lộc"/>
+    <w:p>
+      <w:pPr>
+        <w:pStyle w:val="Heading3"/>
+      </w:pPr>
+      <w:r>
+        <w:t xml:space="preserve">3.1.5 Phường Tân Vĩnh Lộc</w:t>
+      </w:r>
+    </w:p>
+    <w:p>
+      <w:pPr>
+        <w:pStyle w:val="FirstParagraph"/>
+      </w:pPr>
+      <w:r>
+        <w:drawing>
+          <wp:inline>
+            <wp:extent cx="5334000" cy="4148666"/>
+            <wp:effectExtent b="0" l="0" r="0" t="0"/>
+            <wp:docPr descr="" title="" id="35" name="Picture"/>
+            <a:graphic>
+              <a:graphicData uri="http://schemas.openxmlformats.org/drawingml/2006/picture">
+                <pic:pic>
+                  <pic:nvPicPr>
+                    <pic:cNvPr descr="Figures/tanvinhloc-1.png" id="36" name="Picture"/>
+                    <pic:cNvPicPr>
+                      <a:picLocks noChangeArrowheads="1" noChangeAspect="1"/>
+                    </pic:cNvPicPr>
+                  </pic:nvPicPr>
+                  <pic:blipFill>
+                    <a:blip r:embed="rId34"/>
+                    <a:stretch>
+                      <a:fillRect/>
+                    </a:stretch>
+                  </pic:blipFill>
+                  <pic:spPr bwMode="auto">
+                    <a:xfrm>
+                      <a:off x="0" y="0"/>
+                      <a:ext cx="5334000" cy="4148666"/>
+                    </a:xfrm>
+                    <a:prstGeom prst="rect">
+                      <a:avLst/>
+                    </a:prstGeom>
+                    <a:noFill/>
+                    <a:ln w="9525">
+                      <a:noFill/>
+                      <a:headEnd/>
+                      <a:tailEnd/>
+                    </a:ln>
+                  </pic:spPr>
+                </pic:pic>
+              </a:graphicData>
+            </a:graphic>
+          </wp:inline>
+        </w:drawing>
+      </w:r>
+    </w:p>
+    <w:bookmarkEnd w:id="37"/>
+    <w:bookmarkStart w:id="41" w:name="phường-an-hội-tây"/>
+    <w:p>
+      <w:pPr>
+        <w:pStyle w:val="Heading3"/>
+      </w:pPr>
+      <w:r>
+        <w:t xml:space="preserve">3.1.6 Phường An Hội Tây</w:t>
+      </w:r>
+    </w:p>
+    <w:p>
+      <w:pPr>
+        <w:pStyle w:val="FirstParagraph"/>
+      </w:pPr>
+      <w:r>
+        <w:drawing>
+          <wp:inline>
+            <wp:extent cx="5334000" cy="4148666"/>
+            <wp:effectExtent b="0" l="0" r="0" t="0"/>
+            <wp:docPr descr="" title="" id="39" name="Picture"/>
+            <a:graphic>
+              <a:graphicData uri="http://schemas.openxmlformats.org/drawingml/2006/picture">
+                <pic:pic>
+                  <pic:nvPicPr>
+                    <pic:cNvPr descr="Figures/anhoitay-1.png" id="40" name="Picture"/>
+                    <pic:cNvPicPr>
+                      <a:picLocks noChangeArrowheads="1" noChangeAspect="1"/>
+                    </pic:cNvPicPr>
+                  </pic:nvPicPr>
+                  <pic:blipFill>
+                    <a:blip r:embed="rId38"/>
+                    <a:stretch>
+                      <a:fillRect/>
+                    </a:stretch>
+                  </pic:blipFill>
+                  <pic:spPr bwMode="auto">
+                    <a:xfrm>
+                      <a:off x="0" y="0"/>
+                      <a:ext cx="5334000" cy="4148666"/>
+                    </a:xfrm>
+                    <a:prstGeom prst="rect">
+                      <a:avLst/>
+                    </a:prstGeom>
+                    <a:noFill/>
+                    <a:ln w="9525">
+                      <a:noFill/>
+                      <a:headEnd/>
+                      <a:tailEnd/>
+                    </a:ln>
+                  </pic:spPr>
+                </pic:pic>
+              </a:graphicData>
+            </a:graphic>
+          </wp:inline>
+        </w:drawing>
+      </w:r>
+    </w:p>
+    <w:bookmarkEnd w:id="41"/>
+    <w:bookmarkStart w:id="45" w:name="phường-hiệp-phước"/>
+    <w:p>
+      <w:pPr>
+        <w:pStyle w:val="Heading3"/>
+      </w:pPr>
+      <w:r>
+        <w:t xml:space="preserve">3.1.7 Phường Hiệp Phước</w:t>
+      </w:r>
+    </w:p>
+    <w:p>
+      <w:pPr>
+        <w:pStyle w:val="FirstParagraph"/>
+      </w:pPr>
+      <w:r>
+        <w:drawing>
+          <wp:inline>
+            <wp:extent cx="5334000" cy="4148666"/>
+            <wp:effectExtent b="0" l="0" r="0" t="0"/>
+            <wp:docPr descr="" title="" id="43" name="Picture"/>
+            <a:graphic>
+              <a:graphicData uri="http://schemas.openxmlformats.org/drawingml/2006/picture">
+                <pic:pic>
+                  <pic:nvPicPr>
+                    <pic:cNvPr descr="Figures/hiepphuoc-1.png" id="44" name="Picture"/>
+                    <pic:cNvPicPr>
+                      <a:picLocks noChangeArrowheads="1" noChangeAspect="1"/>
+                    </pic:cNvPicPr>
+                  </pic:nvPicPr>
+                  <pic:blipFill>
+                    <a:blip r:embed="rId42"/>
+                    <a:stretch>
+                      <a:fillRect/>
+                    </a:stretch>
+                  </pic:blipFill>
+                  <pic:spPr bwMode="auto">
+                    <a:xfrm>
+                      <a:off x="0" y="0"/>
+                      <a:ext cx="5334000" cy="4148666"/>
+                    </a:xfrm>
+                    <a:prstGeom prst="rect">
+                      <a:avLst/>
+                    </a:prstGeom>
+                    <a:noFill/>
+                    <a:ln w="9525">
+                      <a:noFill/>
+                      <a:headEnd/>
+                      <a:tailEnd/>
+                    </a:ln>
+                  </pic:spPr>
+                </pic:pic>
+              </a:graphicData>
+            </a:graphic>
+          </wp:inline>
+        </w:drawing>
+      </w:r>
+    </w:p>
+    <w:bookmarkEnd w:id="45"/>
+    <w:bookmarkStart w:id="49" w:name="phường-đông-thạnh"/>
+    <w:p>
+      <w:pPr>
+        <w:pStyle w:val="Heading3"/>
+      </w:pPr>
+      <w:r>
+        <w:t xml:space="preserve">3.1.8 Phường Đông Thạnh</w:t>
+      </w:r>
+    </w:p>
+    <w:p>
+      <w:pPr>
+        <w:pStyle w:val="FirstParagraph"/>
+      </w:pPr>
+      <w:r>
+        <w:drawing>
+          <wp:inline>
+            <wp:extent cx="5334000" cy="4148666"/>
+            <wp:effectExtent b="0" l="0" r="0" t="0"/>
+            <wp:docPr descr="" title="" id="47" name="Picture"/>
+            <a:graphic>
+              <a:graphicData uri="http://schemas.openxmlformats.org/drawingml/2006/picture">
+                <pic:pic>
+                  <pic:nvPicPr>
+                    <pic:cNvPr descr="Figures/dongthanh-1.png" id="48" name="Picture"/>
+                    <pic:cNvPicPr>
+                      <a:picLocks noChangeArrowheads="1" noChangeAspect="1"/>
+                    </pic:cNvPicPr>
+                  </pic:nvPicPr>
+                  <pic:blipFill>
+                    <a:blip r:embed="rId46"/>
+                    <a:stretch>
+                      <a:fillRect/>
+                    </a:stretch>
+                  </pic:blipFill>
+                  <pic:spPr bwMode="auto">
+                    <a:xfrm>
+                      <a:off x="0" y="0"/>
+                      <a:ext cx="5334000" cy="4148666"/>
+                    </a:xfrm>
+                    <a:prstGeom prst="rect">
+                      <a:avLst/>
+                    </a:prstGeom>
+                    <a:noFill/>
+                    <a:ln w="9525">
+                      <a:noFill/>
+                      <a:headEnd/>
+                      <a:tailEnd/>
+                    </a:ln>
+                  </pic:spPr>
+                </pic:pic>
+              </a:graphicData>
+            </a:graphic>
+          </wp:inline>
+        </w:drawing>
+      </w:r>
+    </w:p>
+    <w:bookmarkEnd w:id="49"/>
+    <w:bookmarkStart w:id="53" w:name="phường-tam-bình"/>
+    <w:p>
+      <w:pPr>
+        <w:pStyle w:val="Heading3"/>
+      </w:pPr>
+      <w:r>
+        <w:t xml:space="preserve">3.1.9 Phường Tam Bình</w:t>
+      </w:r>
+    </w:p>
+    <w:p>
+      <w:pPr>
+        <w:pStyle w:val="FirstParagraph"/>
+      </w:pPr>
+      <w:r>
+        <w:drawing>
+          <wp:inline>
+            <wp:extent cx="5334000" cy="4148666"/>
+            <wp:effectExtent b="0" l="0" r="0" t="0"/>
+            <wp:docPr descr="" title="" id="51" name="Picture"/>
+            <a:graphic>
+              <a:graphicData uri="http://schemas.openxmlformats.org/drawingml/2006/picture">
+                <pic:pic>
+                  <pic:nvPicPr>
+                    <pic:cNvPr descr="Figures/tambinh-1.png" id="52" name="Picture"/>
+                    <pic:cNvPicPr>
+                      <a:picLocks noChangeArrowheads="1" noChangeAspect="1"/>
+                    </pic:cNvPicPr>
+                  </pic:nvPicPr>
+                  <pic:blipFill>
+                    <a:blip r:embed="rId50"/>
+                    <a:stretch>
+                      <a:fillRect/>
+                    </a:stretch>
+                  </pic:blipFill>
+                  <pic:spPr bwMode="auto">
+                    <a:xfrm>
+                      <a:off x="0" y="0"/>
+                      <a:ext cx="5334000" cy="4148666"/>
+                    </a:xfrm>
+                    <a:prstGeom prst="rect">
+                      <a:avLst/>
+                    </a:prstGeom>
+                    <a:noFill/>
+                    <a:ln w="9525">
+                      <a:noFill/>
+                      <a:headEnd/>
+                      <a:tailEnd/>
+                    </a:ln>
+                  </pic:spPr>
+                </pic:pic>
+              </a:graphicData>
+            </a:graphic>
+          </wp:inline>
+        </w:drawing>
+      </w:r>
+    </w:p>
+    <w:bookmarkEnd w:id="53"/>
+    <w:bookmarkStart w:id="57" w:name="phường-bình-lợi"/>
+    <w:p>
+      <w:pPr>
+        <w:pStyle w:val="Heading3"/>
+      </w:pPr>
+      <w:r>
+        <w:t xml:space="preserve">3.1.10 Phường Bình Lợi</w:t>
+      </w:r>
+    </w:p>
+    <w:p>
+      <w:pPr>
+        <w:pStyle w:val="FirstParagraph"/>
+      </w:pPr>
+      <w:r>
+        <w:drawing>
+          <wp:inline>
+            <wp:extent cx="5334000" cy="4148666"/>
+            <wp:effectExtent b="0" l="0" r="0" t="0"/>
+            <wp:docPr descr="" title="" id="55" name="Picture"/>
+            <a:graphic>
+              <a:graphicData uri="http://schemas.openxmlformats.org/drawingml/2006/picture">
+                <pic:pic>
+                  <pic:nvPicPr>
+                    <pic:cNvPr descr="Figures/binhloi-1.png" id="56" name="Picture"/>
+                    <pic:cNvPicPr>
+                      <a:picLocks noChangeArrowheads="1" noChangeAspect="1"/>
+                    </pic:cNvPicPr>
+                  </pic:nvPicPr>
+                  <pic:blipFill>
+                    <a:blip r:embed="rId54"/>
+                    <a:stretch>
+                      <a:fillRect/>
+                    </a:stretch>
+                  </pic:blipFill>
+                  <pic:spPr bwMode="auto">
+                    <a:xfrm>
+                      <a:off x="0" y="0"/>
+                      <a:ext cx="5334000" cy="4148666"/>
+                    </a:xfrm>
+                    <a:prstGeom prst="rect">
+                      <a:avLst/>
+                    </a:prstGeom>
+                    <a:noFill/>
+                    <a:ln w="9525">
+                      <a:noFill/>
+                      <a:headEnd/>
+                      <a:tailEnd/>
+                    </a:ln>
+                  </pic:spPr>
+                </pic:pic>
+              </a:graphicData>
+            </a:graphic>
+          </wp:inline>
+        </w:drawing>
+      </w:r>
+    </w:p>
+    <w:bookmarkEnd w:id="57"/>
+    <w:bookmarkStart w:id="61" w:name="phường-an-lạc"/>
+    <w:p>
+      <w:pPr>
+        <w:pStyle w:val="Heading3"/>
+      </w:pPr>
+      <w:r>
+        <w:t xml:space="preserve">3.1.11 Phường An Lạc</w:t>
+      </w:r>
+    </w:p>
+    <w:p>
+      <w:pPr>
+        <w:pStyle w:val="FirstParagraph"/>
+      </w:pPr>
+      <w:r>
+        <w:drawing>
+          <wp:inline>
+            <wp:extent cx="5334000" cy="4148666"/>
+            <wp:effectExtent b="0" l="0" r="0" t="0"/>
+            <wp:docPr descr="" title="" id="59" name="Picture"/>
+            <a:graphic>
+              <a:graphicData uri="http://schemas.openxmlformats.org/drawingml/2006/picture">
+                <pic:pic>
+                  <pic:nvPicPr>
+                    <pic:cNvPr descr="Figures/anlac-1.png" id="60" name="Picture"/>
+                    <pic:cNvPicPr>
+                      <a:picLocks noChangeArrowheads="1" noChangeAspect="1"/>
+                    </pic:cNvPicPr>
+                  </pic:nvPicPr>
+                  <pic:blipFill>
+                    <a:blip r:embed="rId58"/>
+                    <a:stretch>
+                      <a:fillRect/>
+                    </a:stretch>
+                  </pic:blipFill>
+                  <pic:spPr bwMode="auto">
+                    <a:xfrm>
+                      <a:off x="0" y="0"/>
+                      <a:ext cx="5334000" cy="4148666"/>
+                    </a:xfrm>
+                    <a:prstGeom prst="rect">
+                      <a:avLst/>
+                    </a:prstGeom>
+                    <a:noFill/>
+                    <a:ln w="9525">
+                      <a:noFill/>
+                      <a:headEnd/>
+                      <a:tailEnd/>
+                    </a:ln>
+                  </pic:spPr>
+                </pic:pic>
+              </a:graphicData>
+            </a:graphic>
+          </wp:inline>
+        </w:drawing>
+      </w:r>
+    </w:p>
+    <w:bookmarkEnd w:id="61"/>
+    <w:bookmarkStart w:id="65" w:name="phường-hạnh-thông"/>
+    <w:p>
+      <w:pPr>
+        <w:pStyle w:val="Heading3"/>
+      </w:pPr>
+      <w:r>
+        <w:t xml:space="preserve">3.1.12 Phường Hạnh Thông</w:t>
+      </w:r>
+    </w:p>
+    <w:p>
+      <w:pPr>
+        <w:pStyle w:val="FirstParagraph"/>
+      </w:pPr>
+      <w:r>
+        <w:drawing>
+          <wp:inline>
+            <wp:extent cx="5334000" cy="4148666"/>
+            <wp:effectExtent b="0" l="0" r="0" t="0"/>
+            <wp:docPr descr="" title="" id="63" name="Picture"/>
+            <a:graphic>
+              <a:graphicData uri="http://schemas.openxmlformats.org/drawingml/2006/picture">
+                <pic:pic>
+                  <pic:nvPicPr>
+                    <pic:cNvPr descr="Figures/hanhthong-1.png" id="64" name="Picture"/>
+                    <pic:cNvPicPr>
+                      <a:picLocks noChangeArrowheads="1" noChangeAspect="1"/>
+                    </pic:cNvPicPr>
+                  </pic:nvPicPr>
+                  <pic:blipFill>
+                    <a:blip r:embed="rId62"/>
+                    <a:stretch>
+                      <a:fillRect/>
+                    </a:stretch>
+                  </pic:blipFill>
+                  <pic:spPr bwMode="auto">
+                    <a:xfrm>
+                      <a:off x="0" y="0"/>
+                      <a:ext cx="5334000" cy="4148666"/>
+                    </a:xfrm>
+                    <a:prstGeom prst="rect">
+                      <a:avLst/>
+                    </a:prstGeom>
+                    <a:noFill/>
+                    <a:ln w="9525">
+                      <a:noFill/>
+                      <a:headEnd/>
+                      <a:tailEnd/>
+                    </a:ln>
+                  </pic:spPr>
+                </pic:pic>
+              </a:graphicData>
+            </a:graphic>
+          </wp:inline>
+        </w:drawing>
+      </w:r>
+    </w:p>
+    <w:bookmarkEnd w:id="65"/>
+    <w:bookmarkStart w:id="69" w:name="phường-tân-hưng"/>
+    <w:p>
+      <w:pPr>
+        <w:pStyle w:val="Heading3"/>
+      </w:pPr>
+      <w:r>
+        <w:t xml:space="preserve">3.1.13 Phường Tân Hưng</w:t>
+      </w:r>
+    </w:p>
+    <w:p>
+      <w:pPr>
+        <w:pStyle w:val="FirstParagraph"/>
+      </w:pPr>
+      <w:r>
+        <w:drawing>
+          <wp:inline>
+            <wp:extent cx="5334000" cy="4148666"/>
+            <wp:effectExtent b="0" l="0" r="0" t="0"/>
+            <wp:docPr descr="" title="" id="67" name="Picture"/>
+            <a:graphic>
+              <a:graphicData uri="http://schemas.openxmlformats.org/drawingml/2006/picture">
+                <pic:pic>
+                  <pic:nvPicPr>
+                    <pic:cNvPr descr="Figures/tanhung-1.png" id="68" name="Picture"/>
+                    <pic:cNvPicPr>
+                      <a:picLocks noChangeArrowheads="1" noChangeAspect="1"/>
+                    </pic:cNvPicPr>
+                  </pic:nvPicPr>
+                  <pic:blipFill>
+                    <a:blip r:embed="rId66"/>
+                    <a:stretch>
+                      <a:fillRect/>
+                    </a:stretch>
+                  </pic:blipFill>
+                  <pic:spPr bwMode="auto">
+                    <a:xfrm>
+                      <a:off x="0" y="0"/>
+                      <a:ext cx="5334000" cy="4148666"/>
+                    </a:xfrm>
+                    <a:prstGeom prst="rect">
+                      <a:avLst/>
+                    </a:prstGeom>
+                    <a:noFill/>
+                    <a:ln w="9525">
+                      <a:noFill/>
+                      <a:headEnd/>
+                      <a:tailEnd/>
+                    </a:ln>
+                  </pic:spPr>
+                </pic:pic>
+              </a:graphicData>
+            </a:graphic>
+          </wp:inline>
+        </w:drawing>
+      </w:r>
+    </w:p>
+    <w:bookmarkEnd w:id="69"/>
+    <w:bookmarkEnd w:id="70"/>
+    <w:bookmarkStart w:id="76" w:name="X3623a8531e2de281c8200b762e5cbfcfb1bf291"/>
+    <w:p>
+      <w:pPr>
+        <w:pStyle w:val="Heading2"/>
+      </w:pPr>
+      <w:r>
+        <w:t xml:space="preserve">3.2 Sai số theo độ dài tầm nhìn dự báo (Forecast Horizon)</w:t>
       </w:r>
     </w:p>
     <w:tbl>
@@ -3362,29 +3216,30 @@
       <w:tr>
         <w:tc>
           <w:tcPr/>
-          <w:bookmarkStart w:id="23" w:name="fig-hcm2-chanhhung"/>
+          <w:bookmarkStart w:id="75" w:name="fig-error-horizon"/>
           <w:p>
             <w:pPr>
               <w:pStyle w:val="Compact"/>
               <w:jc w:val="center"/>
             </w:pPr>
+            <w:bookmarkStart w:id="74" w:name="fig-error-horizon"/>
             <w:r>
               <w:drawing>
                 <wp:inline>
-                  <wp:extent cx="5334000" cy="4148666"/>
+                  <wp:extent cx="5334000" cy="4667250"/>
                   <wp:effectExtent b="0" l="0" r="0" t="0"/>
-                  <wp:docPr descr="" title="" id="21" name="Picture"/>
+                  <wp:docPr descr="" title="" id="72" name="Picture"/>
                   <a:graphic>
                     <a:graphicData uri="http://schemas.openxmlformats.org/drawingml/2006/picture">
                       <pic:pic>
                         <pic:nvPicPr>
-                          <pic:cNvPr descr="dashboard_report_files/figure-docx/fig-hcm2-chanhhung-1.png" id="22" name="Picture"/>
+                          <pic:cNvPr descr="Figures/fig-error-horizon-1.png" id="73" name="Picture"/>
                           <pic:cNvPicPr>
                             <a:picLocks noChangeArrowheads="1" noChangeAspect="1"/>
                           </pic:cNvPicPr>
                         </pic:nvPicPr>
                         <pic:blipFill>
-                          <a:blip r:embed="rId20"/>
+                          <a:blip r:embed="rId71"/>
                           <a:stretch>
                             <a:fillRect/>
                           </a:stretch>
@@ -3392,7 +3247,7 @@
                         <pic:spPr bwMode="auto">
                           <a:xfrm>
                             <a:off x="0" y="0"/>
-                            <a:ext cx="5334000" cy="4148666"/>
+                            <a:ext cx="5334000" cy="4667250"/>
                           </a:xfrm>
                           <a:prstGeom prst="rect">
                             <a:avLst/>
@@ -3410,6 +3265,7 @@
                 </wp:inline>
               </w:drawing>
             </w:r>
+            <w:bookmarkEnd w:id="74"/>
           </w:p>
           <w:p>
             <w:pPr>
@@ -3421,104 +3277,15 @@
               <w:pStyle w:val="ImageCaption"/>
             </w:pPr>
             <w:r>
-              <w:t xml:space="preserve">Figure 2: Hiệu suất mô hình tại Phường Chánh Hưng</w:t>
+              <w:t xml:space="preserve">Figure 2</w:t>
             </w:r>
           </w:p>
-          <w:bookmarkEnd w:id="23"/>
+          <w:bookmarkEnd w:id="75"/>
         </w:tc>
       </w:tr>
     </w:tbl>
-    <w:bookmarkEnd w:id="24"/>
-    <w:bookmarkStart w:id="29" w:name="phường-chợ-quán"/>
-    <w:p>
-      <w:pPr>
-        <w:pStyle w:val="Heading2"/>
-      </w:pPr>
-      <w:r>
-        <w:t xml:space="preserve">3.2 Phường Chợ Quán</w:t>
-      </w:r>
-    </w:p>
-    <w:tbl>
-      <w:tblPr>
-        <w:tblStyle w:val="Table"/>
-        <w:tblW w:type="pct" w:w="5000"/>
-        <w:tblLayout w:type="fixed"/>
-        <w:tblLook w:firstRow="0" w:lastRow="0" w:firstColumn="0" w:lastColumn="0" w:noHBand="0" w:noVBand="0" w:val="0000"/>
-      </w:tblPr>
-      <w:tblGrid>
-        <w:gridCol w:w="7920"/>
-      </w:tblGrid>
-      <w:tr>
-        <w:tc>
-          <w:tcPr/>
-          <w:bookmarkStart w:id="28" w:name="fig-hcm2-choquan"/>
-          <w:p>
-            <w:pPr>
-              <w:pStyle w:val="Compact"/>
-              <w:jc w:val="center"/>
-            </w:pPr>
-            <w:r>
-              <w:drawing>
-                <wp:inline>
-                  <wp:extent cx="5334000" cy="4148666"/>
-                  <wp:effectExtent b="0" l="0" r="0" t="0"/>
-                  <wp:docPr descr="" title="" id="26" name="Picture"/>
-                  <a:graphic>
-                    <a:graphicData uri="http://schemas.openxmlformats.org/drawingml/2006/picture">
-                      <pic:pic>
-                        <pic:nvPicPr>
-                          <pic:cNvPr descr="dashboard_report_files/figure-docx/fig-hcm2-choquan-1.png" id="27" name="Picture"/>
-                          <pic:cNvPicPr>
-                            <a:picLocks noChangeArrowheads="1" noChangeAspect="1"/>
-                          </pic:cNvPicPr>
-                        </pic:nvPicPr>
-                        <pic:blipFill>
-                          <a:blip r:embed="rId25"/>
-                          <a:stretch>
-                            <a:fillRect/>
-                          </a:stretch>
-                        </pic:blipFill>
-                        <pic:spPr bwMode="auto">
-                          <a:xfrm>
-                            <a:off x="0" y="0"/>
-                            <a:ext cx="5334000" cy="4148666"/>
-                          </a:xfrm>
-                          <a:prstGeom prst="rect">
-                            <a:avLst/>
-                          </a:prstGeom>
-                          <a:noFill/>
-                          <a:ln w="9525">
-                            <a:noFill/>
-                            <a:headEnd/>
-                            <a:tailEnd/>
-                          </a:ln>
-                        </pic:spPr>
-                      </pic:pic>
-                    </a:graphicData>
-                  </a:graphic>
-                </wp:inline>
-              </w:drawing>
-            </w:r>
-          </w:p>
-          <w:p>
-            <w:pPr>
-              <w:jc w:val="center"/>
-            </w:pPr>
-            <w:pPr>
-              <w:jc w:val="left"/>
-              <w:spacing w:before="200"/>
-              <w:pStyle w:val="ImageCaption"/>
-            </w:pPr>
-            <w:r>
-              <w:t xml:space="preserve">Figure 3: Hiệu suất mô hình tại Phường Chợ Quán</w:t>
-            </w:r>
-          </w:p>
-          <w:bookmarkEnd w:id="28"/>
-        </w:tc>
-      </w:tr>
-    </w:tbl>
-    <w:bookmarkEnd w:id="29"/>
-    <w:bookmarkEnd w:id="30"/>
+    <w:bookmarkEnd w:id="76"/>
+    <w:bookmarkEnd w:id="77"/>
     <w:sectPr>
       <w:footnotePr>
         <w:numRestart w:val="eachSect"/>
